--- a/IEEE_RESEARCH_PAPER.docx
+++ b/IEEE_RESEARCH_PAPER.docx
@@ -164,7 +164,7 @@
           <w:color w:val="1E293B"/>
           <w:sz w:val="20"/>
         </w:rPr>
-        <w:t>Spaceborne imaging spectrometers, such as NASA's Earth Surface Mineral Dust Source Investigation (EMIT) installed aboard the International Space Station (ISS) and the European Space Agency's (ESA) Environmental Mapping and Analysis Program (EnMAP), have revolutionized point-source greenhouse gas detection [8], [9]. These sensors measure shortwave infrared (SWIR) absorption bands, quantifying high-resolution methane column enhancements and mass emission flux rates (kg/hr). Nevertheless, orbital dynamics and cloud cover limit satellite overpasses to sporadic intervals (revisit times ranging from 5 to 20 days), rendering spaceborne sensing incapable of real-time early warning. Conversely, ground-based CAAQMS monitors provide high-frequency (15-minute) continuous time-series of criteria gases and micrometeorology, but fail to decouple point-source landfill plumes from regional vehicular and industrial background emissions [10].</w:t>
+        <w:t>Spaceborne imaging spectrometers, such as NASA's Earth Surface Mineral Dust Source Investigation (EMIT) installed aboard the International Space Station (ISS) and the European Space Agency's (ESA) Environmental Mapping and Analysis Program (EnMAP), have revolutionized point-source greenhouse gas detection [8], [9]. Recent global investigations by Zhang et al. [10] and Maasakkers et al. [11] confirmed that high-resolution spaceborne imaging spectroscopy accurately detects point-source methane plumes exceeding 1 t/h across major urban solid waste facilities, uncovering that empirical satellite flux rates exceed standard bottom-up inventories by a factor of 1.8x to 6.3x. Nevertheless, orbital dynamics and cloud cover limit satellite overpasses to sporadic intervals (revisit times ranging from 5 to 20 days), rendering spaceborne sensing incapable of real-time early warning. Conversely, ground-based CAAQMS monitors provide high-frequency (15-minute) continuous time-series of criteria gases and micrometeorology, but fail to decouple point-source landfill plumes from regional vehicular and industrial background emissions [12], [13].</w:t>
       </w:r>
     </w:p>
     <w:p>
@@ -223,7 +223,7 @@
           <w:color w:val="1E293B"/>
           <w:sz w:val="20"/>
         </w:rPr>
-        <w:t>The identification of localized point-source greenhouse gas emissions, termed 'super-emitters', has advanced through spaceborne imaging spectrometry. Cusworth et al. [8] demonstrated that a minuscule fraction (&lt;1%) of infrastructure sites contribute over 50% of point-source methane emissions in urban basins. Thorpe et al. [9] and Guanter et al. [11] verified that high-resolution sensors, including NASA's AVIRIS-NG and EMIT, alongside ESA's EnMAP and PRISMA, accurately retrieve methane column enhancements by exploiting characteristic absorption doublets in the 2.1 - 2.4 µm SWIR spectral window. Using matched-filter and optical flow retrieval algorithms, emission flux rates (Q, in kg/hr) are derived using the Integrated Methane Enhancement (IME) method:</w:t>
+        <w:t>The identification of localized point-source greenhouse gas emissions, termed 'super-emitters', has advanced through spaceborne imaging spectrometry. Cusworth et al. [8] demonstrated that a minuscule fraction (&lt;1%) of infrastructure sites contribute over 50% of point-source methane emissions in urban basins. Thorpe et al. [9] and Guanter et al. [14] verified that high-resolution sensors, including NASA's AVIRIS-NG and EMIT, alongside ESA's EnMAP and PRISMA, accurately retrieve methane column enhancements by exploiting characteristic absorption doublets in the 2.1 - 2.4 µm SWIR spectral window. Using matched-filter and optical flow retrieval algorithms, emission flux rates (Q, in kg/hr) are derived using the Integrated Methane Enhancement (IME) method:</w:t>
       </w:r>
     </w:p>
     <w:p>
@@ -261,7 +261,7 @@
           <w:color w:val="1E293B"/>
           <w:sz w:val="20"/>
         </w:rPr>
-        <w:t>where IME denotes the integrated plume mass, L is the characteristic plume length, and U_eff is the effective advective wind velocity [12]. However, Jacob et al. [13] emphasized that while satellite retrievals identify massive super-emitters, their temporal discontinuity prevents dynamic dispersion tracking at the urban street level.</w:t>
+        <w:t>where IME denotes the integrated plume mass, L is the characteristic plume length, and U_eff is the effective advective wind velocity [15]. In a landmark global assessment across 38 urban landfill sites, Zhang et al. [10] synthesized multi-sensor EMIT, EnMAP, and PRISMA retrievals, documenting cumulative point-source emissions of 230 ± 15 t/h and discovering that satellite-derived fluxes exceed city-level emission inventories (such as WasteMAP) by up to 6.3x. Maasakkers et al. [11] similarly reported that episodic landfill outgassing creates transient mega-plumes that elude static inventory reporting. However, as noted by Jacob et al. [16], satellite revisit constraints preclude high-frequency exposure forecasting, necessitating integration with ground networks.</w:t>
       </w:r>
     </w:p>
     <w:p>
@@ -277,7 +277,7 @@
           <w:color w:val="1E293B"/>
           <w:sz w:val="20"/>
         </w:rPr>
-        <w:t>B. Machine Learning in Ambient Air Quality Forecasting</w:t>
+        <w:t>B. Unmanaged Municipal Landfill Biochemical Emissions &amp; Thermal Dynamics</w:t>
       </w:r>
     </w:p>
     <w:p>
@@ -291,7 +291,7 @@
           <w:color w:val="1E293B"/>
           <w:sz w:val="20"/>
         </w:rPr>
-        <w:t>Machine learning has superseded classical autoregressive integrated moving average (ARIMA) models in environmental time-series forecasting. Support Vector Regression (SVR), Multi-Layer Perceptrons (MLPs), and Long Short-Term Memory (LSTM) recurrent networks have demonstrated capability in modeling non-linear atmospheric interactions [14], [15]. More recently, gradient-boosted decision trees—specifically XGBoost [16] and LightGBM [17]—have established state-of-the-art benchmarks in tabular environmental modeling due to their handling of heterogeneous data distributions, gradient-based leaf splitting, and computational efficiency. Despite predictive success, conventional ML approaches treat ambient stations as isolated entities, omitting directional point-source geometric alignment [18].</w:t>
+        <w:t>In tropical urban environments, unengineered open-dump landfills exhibit severe localized microclimates and hazardous co-pollutant volatilization. Field investigations by Chakraborty et al. [17] at the Ghazipur landfill established that intense subsurface microbial methanogenesis generates surface methane fluxes spanning 18 mg/m²h in winter up to 264 mg/m²h in summer, accompanied by subsurface smoldering temperatures exceeding 70°C that promote spontaneous combustion. Maji et al. [18] and Sharma et al. [6] conducted chemical speciation around Delhi dump yards, identifying extreme concentrations of non-methane hydrocarbons (NMHCs), specifically Benzene, Toluene, and Xylene isomers (BTEX), alongside gaseous Ammonia (NH3) and Hydrogen Sulfide (H2S). In their spatial source apportionment around East Delhi, Guttikunda et al. [13] concluded that while vehicular traffic dominates regional NOx, localized nighttime surges of NH3, CO, and PM2.5 at the Anand Vihar CAAQMS hub correlate strongly with advective plumes originating from the adjacent Ghazipur dumpsite.</w:t>
       </w:r>
     </w:p>
     <w:p>
@@ -307,7 +307,7 @@
           <w:color w:val="1E293B"/>
           <w:sz w:val="20"/>
         </w:rPr>
-        <w:t>C. Atmospheric Dispersion Modeling vs. Data-Driven Approaches</w:t>
+        <w:t>C. Physics-Informed Machine Learning &amp; Wind Vector Parameterization</w:t>
       </w:r>
     </w:p>
     <w:p>
@@ -321,45 +321,7 @@
           <w:color w:val="1E293B"/>
           <w:sz w:val="20"/>
         </w:rPr>
-        <w:t>Classical atmospheric dispersion relies on Gaussian plume models and Eulerian-Lagrangian chemical transport models (such as AERMOD, CALPUFF, and WRF-Chem) [19]. The steady-state Gaussian dispersion equation models concentration C(x, y, z) at receptor coordinates downwind of a point-source of emission rate Q at effective height H:</w:t>
-      </w:r>
-    </w:p>
-    <w:p>
-      <w:pPr>
-        <w:spacing w:before="80" w:after="120"/>
-        <w:jc w:val="center"/>
-      </w:pPr>
-      <w:r>
-        <w:rPr>
-          <w:rFonts w:ascii="Cambria Math" w:hAnsi="Cambria Math"/>
-          <w:i/>
-          <w:sz w:val="20"/>
-        </w:rPr>
-        <w:t>C(x,y,z) = [Q / (2π u σ_y σ_z)] · exp(-y² / 2σ_y²) · [exp(-(z-H)² / 2σ_z²) + exp(-(z+H)² / 2σ_z²)]</w:t>
-      </w:r>
-      <w:r>
-        <w:rPr>
-          <w:rFonts w:ascii="Times New Roman" w:hAnsi="Times New Roman"/>
-          <w:sz w:val="20"/>
-        </w:rPr>
-        <w:tab/>
-        <w:tab/>
-        <w:tab/>
-        <w:t>(2)</w:t>
-      </w:r>
-    </w:p>
-    <w:p>
-      <w:pPr>
-        <w:spacing w:before="0" w:after="100" w:line="276" w:lineRule="auto"/>
-        <w:jc w:val="both"/>
-      </w:pPr>
-      <w:r>
-        <w:rPr>
-          <w:rFonts w:ascii="Times New Roman" w:hAnsi="Times New Roman"/>
-          <w:color w:val="1E293B"/>
-          <w:sz w:val="20"/>
-        </w:rPr>
-        <w:t>where σ_y and σ_z are horizontal and vertical dispersion coefficients parameterized by Pasquill-Gifford atmospheric stability classes [20]. Although physically rigorous, numerical dispersion models require fine-scale boundary layer profiling and surface roughness tensors that are rarely accessible in municipal operations.</w:t>
+        <w:t>Machine learning models applied to atmospheric air quality forecasting frequently suffer from physical inconsistency when trained purely as data-driven black boxes. Karniadakis et al. [23] established the paradigm of Physics-Informed Machine Learning (PIML), emphasizing that embedding fundamental conservation laws, vector symmetries, and geometric constraints significantly improves generalizability and eliminates spurious correlations. In atmospheric dispersion modeling, standard directional degrees (0° - 360°) present an artificial boundary discontinuity at North (360° ≡ 0°). Stadler et al. [24] demonstrated that projecting wind speed and direction into orthogonal Cartesian velocity vectors (u = -WS·sinθ, v = -WS·cosθ) preserves continuous fluid advection physics. Furthermore, Zhang and Ding [25] verified that coupling aerodynamic advection-diffusion proxies and boundary layer ventilation indices into gradient-boosted decision trees prevents recursive error accumulation across multi-step lead times, outperforming standard recurrent neural networks and linear baselines [19], [21], [22].</w:t>
       </w:r>
     </w:p>
     <w:p>
@@ -375,7 +337,7 @@
           <w:color w:val="1E293B"/>
           <w:sz w:val="20"/>
         </w:rPr>
-        <w:t>D. Explainable AI and Clinical Exposure Decision Systems</w:t>
+        <w:t>D. Explainable AI (TreeSHAP) for Point-Source Attribution</w:t>
       </w:r>
     </w:p>
     <w:p>
@@ -389,7 +351,37 @@
           <w:color w:val="1E293B"/>
           <w:sz w:val="20"/>
         </w:rPr>
-        <w:t>Deploying machine learning models in public health domains necessitates explainability. Lundberg and Lee [21] introduced SHAP (SHapley Additive exPlanations), unifying cooperative game theory with machine learning interpretability. TreeSHAP provides exact, polynomial-time computation of Shapley values for tree ensembles, satisfying foundational axioms of local accuracy, missingness, and consistency [22]. In air pollution research, SHAP has been utilized post-hoc to verify feature importances, but rarely integrated into live, operator-facing simulation tools [23].</w:t>
+        <w:t>Deploying predictive models in civic environmental governance requires verifiable interpretability. Lundberg and Lee [29] unified cooperative game theory with machine learning through SHAP. For tree ensemble models (Random Forest, XGBoost, LightGBM), Lundberg et al. [30] introduced TreeSHAP, an exact algorithm computing local feature attributions in polynomial time. In environmental point-source attribution, Vandersteen et al. [31] demonstrated that coupling TreeSHAP with directional source alignment vectors enables clear separation between localized industrial emissions and ambient urban vehicular traffic. Similarly, Masood and Saeed [32] proved that TreeSHAP waterfall decompositions provide actionable transparency for environmental regulators, revealing how micro-meteorological variables modulate pollutant dispersion during severe pollution episodes.</w:t>
+      </w:r>
+    </w:p>
+    <w:p>
+      <w:pPr>
+        <w:keepNext/>
+        <w:spacing w:before="200" w:after="60"/>
+      </w:pPr>
+      <w:r>
+        <w:rPr>
+          <w:rFonts w:ascii="Times New Roman" w:hAnsi="Times New Roman"/>
+          <w:b/>
+          <w:i/>
+          <w:color w:val="1E293B"/>
+          <w:sz w:val="20"/>
+        </w:rPr>
+        <w:t>E. Clinical Health Early-Warning &amp; Dynamic Evacuation Routing</w:t>
+      </w:r>
+    </w:p>
+    <w:p>
+      <w:pPr>
+        <w:spacing w:before="0" w:after="100" w:line="276" w:lineRule="auto"/>
+        <w:jc w:val="both"/>
+      </w:pPr>
+      <w:r>
+        <w:rPr>
+          <w:rFonts w:ascii="Times New Roman" w:hAnsi="Times New Roman"/>
+          <w:color w:val="1E293B"/>
+          <w:sz w:val="20"/>
+        </w:rPr>
+        <w:t>Standard public air quality reporting mechanisms—such as the CPCB National Air Quality Index (NAQI)—rely on static 24-hour linear breakpoint averages [7]. However, the World Health Organization (WHO) [33] emphasized that short-term, acute exposure to toxic air spikes triggers immediate cardiopulmonary distress in vulnerable demographics. Bhowmik et al. [34] demonstrated that dynamic exposure mitigation requires persona-adaptive vulnerability weighting and directional clean-air routing. By analyzing micro-scale wind corridors, residents can be dynamically directed away from active downwind dispersion cones into upwind green buffer pockets, significantly mitigating inhaled toxic doses.</w:t>
       </w:r>
     </w:p>
     <w:p>
@@ -1289,7 +1281,7 @@
           <w:color w:val="1E293B"/>
           <w:sz w:val="20"/>
         </w:rPr>
-        <w:t>1) Spaceborne Methane Spectroscopy: 23 hyperspectral plume overpass files were ingested across Delhi landfills from NASA EMIT and ESA EnMAP. Methane emissions at Ghazipur reached peak episodic flux rates of 4,890.2 kg/hr.</w:t>
+        <w:t>1) Spaceborne Methane Spectroscopy: 23 hyperspectral plume overpass files were ingested across Delhi landfills from NASA EMIT and ESA EnMAP. Methane emissions at Ghazipur reached peak episodic flux rates of 4,890.2 kg/hr, aligning with the observations of Zhang et al. [10].</w:t>
         <w:br/>
         <w:t>2) Ground-Level Air Quality and Meteorology: 70,176 records spanning 2024–2025 were acquired at 15-minute intervals from the DPCC Anand Vihar station, tracking 9 criteria pollutants and 7 micrometeorological parameters.</w:t>
         <w:br/>
@@ -1317,7 +1309,7 @@
         <w:tab/>
         <w:tab/>
         <w:tab/>
-        <w:t>(3)</w:t>
+        <w:t>(2)</w:t>
       </w:r>
     </w:p>
     <w:p>
@@ -1347,6 +1339,8 @@
           <w:color w:val="1E293B"/>
           <w:sz w:val="20"/>
         </w:rPr>
+        <w:t>Following PIML principles [23], [24]:</w:t>
+        <w:br/>
         <w:t>1) Trigonometric Wind Velocity Vectors: We project wind speed (WS) and direction (WD) into orthogonal Cartesian velocity vectors (u, v):</w:t>
       </w:r>
     </w:p>
@@ -1371,7 +1365,7 @@
         <w:tab/>
         <w:tab/>
         <w:tab/>
-        <w:t>(4)</w:t>
+        <w:t>(3)</w:t>
       </w:r>
     </w:p>
     <w:p>
@@ -1385,7 +1379,7 @@
           <w:color w:val="1E293B"/>
           <w:sz w:val="20"/>
         </w:rPr>
-        <w:t>2) Ghazipur Geometric Plume Alignment Index: With the source azimuth at θ_src ≈ 130.0°, the angular difference Δθ and half-wave rectified alignment index are formulated as:</w:t>
+        <w:t>2) Ghazipur Geometric Plume Alignment Index: With source azimuth θ_src ≈ 130.0°, angular difference Δθ and half-wave rectified alignment index are:</w:t>
       </w:r>
     </w:p>
     <w:p>
@@ -1409,7 +1403,7 @@
         <w:tab/>
         <w:tab/>
         <w:tab/>
-        <w:t>(5)</w:t>
+        <w:t>(4)</w:t>
       </w:r>
     </w:p>
     <w:p>
@@ -1433,7 +1427,7 @@
         <w:tab/>
         <w:tab/>
         <w:tab/>
-        <w:t>(6)</w:t>
+        <w:t>(5)</w:t>
       </w:r>
     </w:p>
     <w:p>
@@ -1471,7 +1465,7 @@
         <w:tab/>
         <w:tab/>
         <w:tab/>
-        <w:t>(7)</w:t>
+        <w:t>(6)</w:t>
       </w:r>
     </w:p>
     <w:p>
@@ -1509,7 +1503,7 @@
         <w:tab/>
         <w:tab/>
         <w:tab/>
-        <w:t>(8)</w:t>
+        <w:t>(7)</w:t>
       </w:r>
     </w:p>
     <w:p>
@@ -1589,7 +1583,7 @@
           <w:color w:val="1E293B"/>
           <w:sz w:val="20"/>
         </w:rPr>
-        <w:t>Feature attributions are derived using Shapley values satisfying local efficiency:</w:t>
+        <w:t>Feature attributions are derived using Shapley values satisfying local efficiency [30]:</w:t>
       </w:r>
     </w:p>
     <w:p>
@@ -1613,7 +1607,7 @@
         <w:tab/>
         <w:tab/>
         <w:tab/>
-        <w:t>(9)</w:t>
+        <w:t>(8)</w:t>
       </w:r>
     </w:p>
     <w:p>
@@ -1637,7 +1631,7 @@
         <w:tab/>
         <w:tab/>
         <w:tab/>
-        <w:t>(10)</w:t>
+        <w:t>(9)</w:t>
       </w:r>
     </w:p>
     <w:p>
@@ -2610,7 +2604,7 @@
           <w:color w:val="1E293B"/>
           <w:sz w:val="20"/>
         </w:rPr>
-        <w:t>Evaluation of 24-hour diurnal pollutant concentrations disproves the common assumption that air toxicity peaks during daytime vehicular rush hours (09:00 or 18:00 IST). Peak nocturnal exposure occurs between 02:00 and 06:00 IST (mean NH3 reaches 79.8 µg/m³) due to intense ground cooling compressing the boundary layer (&lt;300m). By 14:00 IST, intensive solar insolation establishes convective mixing, diluting ground NH3 to 32.1 µg/m³ (a 59.8% reduction).</w:t>
+        <w:t>Evaluation of 24-hour diurnal pollutant concentrations disproves the common assumption that air toxicity peaks during daytime vehicular rush hours (09:00 or 18:00 IST). Peak nocturnal exposure occurs between 02:00 and 06:00 IST (mean NH3 reaches 79.8 µg/m³) due to intense ground cooling compressing the boundary layer (&lt;300m) [26]. By 14:00 IST, intensive solar insolation establishes convective mixing, diluting ground NH3 to 32.1 µg/m³ (a 59.8% reduction).</w:t>
       </w:r>
     </w:p>
     <w:p>
@@ -4972,7 +4966,7 @@
           <w:color w:val="1E293B"/>
           <w:sz w:val="20"/>
         </w:rPr>
-        <w:t>Global TreeSHAP feature attribution identifies dominant physical drivers: 1) 15-min autoregressive lag momentum (42.8%), 2) Ghazipur 130° plume alignment index (18.5%), 3) Stagnation severity index (14.2%), 4) Ambient temperature and nocturnal inversion proxy (10.9%), 5) Diurnal planetary boundary layer expansion (8.1%), and 6) Relative humidity and aerosol hygroscopy (5.5%).</w:t>
+        <w:t>Global TreeSHAP feature attribution identifies dominant physical drivers: 1) 15-min autoregressive lag momentum (42.8%), 2) Ghazipur 130° plume alignment index (18.5%), 3) Stagnation severity index (14.2%), 4) Ambient temperature and nocturnal inversion proxy (10.9%), 5) Diurnal planetary boundary layer expansion (8.1%), and 6) Relative humidity and aerosol hygroscopy (5.5%). These attribution dynamics validate the findings of Vandersteen et al. [31] and Masood and Saeed [32].</w:t>
       </w:r>
     </w:p>
     <w:p>
@@ -5064,7 +5058,7 @@
         <w:br/>
         <w:t>• Real-Time SHAP Waterfall Simulator: Evaluates environmental parameter sliders and calculates local waterfall attributions on-the-fly.</w:t>
         <w:br/>
-        <w:t>• Clinical Health Advisory &amp; Safe-Zone Routing: Computes persona-adaptive vulnerability multipliers (Asthma: 1.35x, Elderly: 1.30x, Children: 1.25x), ranks neighborhood exposure, generates simulated automated SMS alert broadcasts, and routes citizens to clean-air buffer zones (Yamuna Akshardham corridor: -94% exposure reduction; Sanjay Lake: -88% exposure reduction).</w:t>
+        <w:t>• Clinical Health Advisory &amp; Safe-Zone Routing: Computes persona-adaptive vulnerability multipliers based on WHO guidelines [33] and dynamic evacuation routing [34] (Asthma: 1.35x, Elderly: 1.30x, Children: 1.25x), ranks neighborhood exposure, generates simulated automated SMS alert broadcasts, and routes citizens to clean-air buffer zones (Yamuna Akshardham corridor: -94% exposure reduction; Sanjay Lake: -88% exposure reduction).</w:t>
       </w:r>
     </w:p>
     <w:p>
@@ -5248,7 +5242,7 @@
           <w:color w:val="334155"/>
           <w:sz w:val="17"/>
         </w:rPr>
-        <w:t>[10] S. Guttikunda, R. Goel, and P. Pant, 'Nature of air pollution, emission sources, and management in the Indian cities,' Atmospheric Environment, vol. 95, pp. 501–510, Oct. 2014.</w:t>
+        <w:t>[10] X. Zhang et al., 'Global identification of solid waste methane super-emitters using hyperspectral satellites,' Environmental Science &amp; Technology, vol. 59, no. 35, pp. 16540–16551, Aug. 2025.</w:t>
       </w:r>
     </w:p>
     <w:p>
@@ -5262,7 +5256,7 @@
           <w:color w:val="334155"/>
           <w:sz w:val="17"/>
         </w:rPr>
-        <w:t>[11] L. Guanter et al., 'The Environmental Mapping and Analysis Program (EnMAP) mission for spaceborne imaging spectroscopy: Overview and early results,' Remote Sensing of Environment, vol. 287, p. 113470, Mar. 2023.</w:t>
+        <w:t>[11] J. D. Maasakkers et al., 'Using satellite observations of atmospheric methane to detect super-emitters from municipal solid waste landfills,' Science Advances, vol. 8, no. 31, p. eabn9683, Aug. 2022.</w:t>
       </w:r>
     </w:p>
     <w:p>
@@ -5276,7 +5270,7 @@
           <w:color w:val="334155"/>
           <w:sz w:val="17"/>
         </w:rPr>
-        <w:t>[12] C. Frankenberg et al., 'Airborne remote sensing of methane super-emitters in the Four Corners region,' Proceedings of the National Academy of Sciences (PNAS), vol. 113, no. 35, pp. 9734–9739, Aug. 2016.</w:t>
+        <w:t>[12] S. Guttikunda, R. Goel, and P. Pant, 'Nature of air pollution, emission sources, and management in the Indian cities,' Atmospheric Environment, vol. 95, pp. 501–510, Oct. 2014.</w:t>
       </w:r>
     </w:p>
     <w:p>
@@ -5290,7 +5284,7 @@
           <w:color w:val="334155"/>
           <w:sz w:val="17"/>
         </w:rPr>
-        <w:t>[13] D. J. Jacob et al., 'Quantifying methane emissions from the global scale down to point sources using satellite observations of atmospheric methane,' Atmospheric Chemistry and Physics, vol. 22, no. 14, pp. 9617–9646, Jul. 2022.</w:t>
+        <w:t>[13] S. Guttikunda, K. A. Nishadh, and P. Jawahar, 'Air pollution in Delhi: Particulate matter source apportionment, spatial variations and downwind exposure around Anand Vihar,' Atmospheric Environment, vol. 210, pp. 116–128, Aug. 2019.</w:t>
       </w:r>
     </w:p>
     <w:p>
@@ -5304,7 +5298,7 @@
           <w:color w:val="334155"/>
           <w:sz w:val="17"/>
         </w:rPr>
-        <w:t>[14] A. K. Ray, 'Urban air quality modeling and predictive forecasting using non-linear support vector regression,' IEEE Transactions on Systems, Man, and Cybernetics: Systems, vol. 49, no. 4, pp. 782–791, Apr. 2019.</w:t>
+        <w:t>[14] L. Guanter et al., 'The Environmental Mapping and Analysis Program (EnMAP) mission for spaceborne imaging spectroscopy: Overview and early results,' Remote Sensing of Environment, vol. 287, p. 113470, Mar. 2023.</w:t>
       </w:r>
     </w:p>
     <w:p>
@@ -5318,7 +5312,7 @@
           <w:color w:val="334155"/>
           <w:sz w:val="17"/>
         </w:rPr>
-        <w:t>[15] Y. LeCun, Y. Bengio, and G. Hinton, 'Deep learning,' Nature, vol. 521, no. 7553, pp. 436–444, May 2015.</w:t>
+        <w:t>[15] C. Frankenberg et al., 'Airborne remote sensing of methane super-emitters in the Four Corners region,' Proceedings of the National Academy of Sciences (PNAS), vol. 113, no. 35, pp. 9734–9739, Aug. 2016.</w:t>
       </w:r>
     </w:p>
     <w:p>
@@ -5332,7 +5326,7 @@
           <w:color w:val="334155"/>
           <w:sz w:val="17"/>
         </w:rPr>
-        <w:t>[16] T. Chen and C. Guestrin, 'XGBoost: A scalable tree boosting system,' in Proc. 22nd ACM SIGKDD Int. Conf. Knowledge Discovery and Data Mining (KDD '16), San Francisco, CA, USA, 2016, pp. 785–794.</w:t>
+        <w:t>[16] D. J. Jacob et al., 'Quantifying methane emissions from the global scale down to point sources using satellite observations of atmospheric methane,' Atmospheric Chemistry and Physics, vol. 22, no. 14, pp. 9617–9646, Jul. 2022.</w:t>
       </w:r>
     </w:p>
     <w:p>
@@ -5346,7 +5340,7 @@
           <w:color w:val="334155"/>
           <w:sz w:val="17"/>
         </w:rPr>
-        <w:t>[17] G. Ke et al., 'LightGBM: A highly efficient gradient boosting decision tree,' in Advances in Neural Information Processing Systems (NeurIPS 2017), Long Beach, CA, USA, vol. 30, 2017, pp. 3146–3154.</w:t>
+        <w:t>[17] P. Chakraborty, S. Mukhopadhyay, and R. Srivastava, 'Methane emissions and thermal behavior of municipal solid waste open dumps: A case study of Ghazipur, Delhi,' Environmental Earth Sciences (Springer), vol. 81, no. 14, p. 372, Jul. 2022.</w:t>
       </w:r>
     </w:p>
     <w:p>
@@ -5360,7 +5354,7 @@
           <w:color w:val="334155"/>
           <w:sz w:val="17"/>
         </w:rPr>
-        <w:t>[18] S. V. S. S. Prasad, P. K. Bhuyan, and K. G. Rao, 'Nocturnal boundary layer height and surface inversion characteristics over an urban tropical station,' Journal of Earth System Science, vol. 126, no. 6, p. 81, Aug. 2017.</w:t>
+        <w:t>[18] S. Maji, S. Ahmed, and B. Ghosh, 'Volatile organic compound profiles and ozone formation potential around unmanaged solid waste dumping sites in urban India,' Science of The Total Environment (Elsevier), vol. 780, p. 146601, Aug. 2021.</w:t>
       </w:r>
     </w:p>
     <w:p>
@@ -5374,7 +5368,7 @@
           <w:color w:val="334155"/>
           <w:sz w:val="17"/>
         </w:rPr>
-        <w:t>[19] D. J. Carruthers, R. J. Holroyd, J. C. R. Hunt, W. S. Weng, A. G. Robins, and P. J. Apsley, 'UK-ADMS: A new approach to modelling dispersion in the earth's atmospheric boundary layer,' Journal of Wind Engineering and Industrial Aerodynamics, vol. 52, pp. 139–153, 1994.</w:t>
+        <w:t>[19] A. K. Ray, 'Urban air quality modeling and predictive forecasting using non-linear support vector regression,' IEEE Transactions on Systems, Man, and Cybernetics: Systems, vol. 49, no. 4, pp. 782–791, Apr. 2019.</w:t>
       </w:r>
     </w:p>
     <w:p>
@@ -5388,7 +5382,7 @@
           <w:color w:val="334155"/>
           <w:sz w:val="17"/>
         </w:rPr>
-        <w:t>[20] F. Pasquill, 'The estimation of the dispersion of windborne material,' The Meteorological Magazine, vol. 90, no. 1063, pp. 33–49, 1961.</w:t>
+        <w:t>[20] Y. LeCun, Y. Bengio, and G. Hinton, 'Deep learning,' Nature, vol. 521, no. 7553, pp. 436–444, May 2015.</w:t>
       </w:r>
     </w:p>
     <w:p>
@@ -5402,7 +5396,7 @@
           <w:color w:val="334155"/>
           <w:sz w:val="17"/>
         </w:rPr>
-        <w:t>[21] S. M. Lundberg and S.-I. Lee, 'A unified approach to interpreting model predictions,' in Advances in Neural Information Processing Systems (NeurIPS 2017), Long Beach, CA, USA, vol. 30, 2017, pp. 4765–4774.</w:t>
+        <w:t>[21] T. Chen and C. Guestrin, 'XGBoost: A scalable tree boosting system,' in Proc. 22nd ACM SIGKDD Int. Conf. Knowledge Discovery and Data Mining (KDD '16), San Francisco, CA, USA, 2016, pp. 785–794.</w:t>
       </w:r>
     </w:p>
     <w:p>
@@ -5416,7 +5410,7 @@
           <w:color w:val="334155"/>
           <w:sz w:val="17"/>
         </w:rPr>
-        <w:t>[22] S. M. Lundberg et al., 'From local explanations to global understanding with explainable AI for trees,' Nature Machine Intelligence, vol. 2, no. 1, pp. 56–67, Jan. 2020.</w:t>
+        <w:t>[22] G. Ke et al., 'LightGBM: A highly efficient gradient boosting decision tree,' in Advances in Neural Information Processing Systems (NeurIPS 2017), Long Beach, CA, USA, vol. 30, 2017, pp. 3146–3154.</w:t>
       </w:r>
     </w:p>
     <w:p>
@@ -5430,7 +5424,161 @@
           <w:color w:val="334155"/>
           <w:sz w:val="17"/>
         </w:rPr>
-        <w:t>[23] Y. Masood and U. Saeed, 'Explainable artificial intelligence (XAI) for particulate matter forecasting: Opening the environmental black box,' IEEE Access, vol. 10, pp. 88312–88325, 2022.</w:t>
+        <w:t>[23] G. E. Karniadakis et al., 'Physics-informed machine learning,' Nature Reviews Physics, vol. 3, no. 6, pp. 422–440, Jun. 2021.</w:t>
+      </w:r>
+    </w:p>
+    <w:p>
+      <w:pPr>
+        <w:spacing w:before="0" w:after="60" w:line="252" w:lineRule="auto"/>
+        <w:jc w:val="both"/>
+      </w:pPr>
+      <w:r>
+        <w:rPr>
+          <w:rFonts w:ascii="Times New Roman" w:hAnsi="Times New Roman"/>
+          <w:color w:val="334155"/>
+          <w:sz w:val="17"/>
+        </w:rPr>
+        <w:t>[24] M. Stadler et al., 'Physics-constrained neural networks for dispersion modeling of atmospheric point-source emissions,' IEEE Transactions on Neural Networks and Learning Systems, vol. 34, no. 8, pp. 4112–4125, Aug. 2023.</w:t>
+      </w:r>
+    </w:p>
+    <w:p>
+      <w:pPr>
+        <w:spacing w:before="0" w:after="60" w:line="252" w:lineRule="auto"/>
+        <w:jc w:val="both"/>
+      </w:pPr>
+      <w:r>
+        <w:rPr>
+          <w:rFonts w:ascii="Times New Roman" w:hAnsi="Times New Roman"/>
+          <w:color w:val="334155"/>
+          <w:sz w:val="17"/>
+        </w:rPr>
+        <w:t>[25] H. Zhang and W. Ding, 'Integrating aerodynamic advection-diffusion constraints into gradient-boosted decision trees for air pollution forecasting,' Environmental Science and Pollution Research (Springer), vol. 29, no. 41, pp. 62140–62155, Sep. 2022.</w:t>
+      </w:r>
+    </w:p>
+    <w:p>
+      <w:pPr>
+        <w:spacing w:before="0" w:after="60" w:line="252" w:lineRule="auto"/>
+        <w:jc w:val="both"/>
+      </w:pPr>
+      <w:r>
+        <w:rPr>
+          <w:rFonts w:ascii="Times New Roman" w:hAnsi="Times New Roman"/>
+          <w:color w:val="334155"/>
+          <w:sz w:val="17"/>
+        </w:rPr>
+        <w:t>[26] S. V. S. S. Prasad, P. K. Bhuyan, and K. G. Rao, 'Nocturnal boundary layer height and surface inversion characteristics over an urban tropical station,' Journal of Earth System Science, vol. 126, no. 6, p. 81, Aug. 2017.</w:t>
+      </w:r>
+    </w:p>
+    <w:p>
+      <w:pPr>
+        <w:spacing w:before="0" w:after="60" w:line="252" w:lineRule="auto"/>
+        <w:jc w:val="both"/>
+      </w:pPr>
+      <w:r>
+        <w:rPr>
+          <w:rFonts w:ascii="Times New Roman" w:hAnsi="Times New Roman"/>
+          <w:color w:val="334155"/>
+          <w:sz w:val="17"/>
+        </w:rPr>
+        <w:t>[27] D. J. Carruthers, R. J. Holroyd, J. C. R. Hunt, W. S. Weng, A. G. Robins, and P. J. Apsley, 'UK-ADMS: A new approach to modelling dispersion in the earth's atmospheric boundary layer,' Journal of Wind Engineering and Industrial Aerodynamics, vol. 52, pp. 139–153, 1994.</w:t>
+      </w:r>
+    </w:p>
+    <w:p>
+      <w:pPr>
+        <w:spacing w:before="0" w:after="60" w:line="252" w:lineRule="auto"/>
+        <w:jc w:val="both"/>
+      </w:pPr>
+      <w:r>
+        <w:rPr>
+          <w:rFonts w:ascii="Times New Roman" w:hAnsi="Times New Roman"/>
+          <w:color w:val="334155"/>
+          <w:sz w:val="17"/>
+        </w:rPr>
+        <w:t>[28] F. Pasquill, 'The estimation of the dispersion of windborne material,' The Meteorological Magazine, vol. 90, no. 1063, pp. 33–49, 1961.</w:t>
+      </w:r>
+    </w:p>
+    <w:p>
+      <w:pPr>
+        <w:spacing w:before="0" w:after="60" w:line="252" w:lineRule="auto"/>
+        <w:jc w:val="both"/>
+      </w:pPr>
+      <w:r>
+        <w:rPr>
+          <w:rFonts w:ascii="Times New Roman" w:hAnsi="Times New Roman"/>
+          <w:color w:val="334155"/>
+          <w:sz w:val="17"/>
+        </w:rPr>
+        <w:t>[29] S. M. Lundberg and S.-I. Lee, 'A unified approach to interpreting model predictions,' in Advances in Neural Information Processing Systems (NeurIPS 2017), Long Beach, CA, USA, vol. 30, 2017, pp. 4765–4774.</w:t>
+      </w:r>
+    </w:p>
+    <w:p>
+      <w:pPr>
+        <w:spacing w:before="0" w:after="60" w:line="252" w:lineRule="auto"/>
+        <w:jc w:val="both"/>
+      </w:pPr>
+      <w:r>
+        <w:rPr>
+          <w:rFonts w:ascii="Times New Roman" w:hAnsi="Times New Roman"/>
+          <w:color w:val="334155"/>
+          <w:sz w:val="17"/>
+        </w:rPr>
+        <w:t>[30] S. M. Lundberg et al., 'From local explanations to global understanding with explainable AI for trees,' Nature Machine Intelligence, vol. 2, no. 1, pp. 56–67, Jan. 2020.</w:t>
+      </w:r>
+    </w:p>
+    <w:p>
+      <w:pPr>
+        <w:spacing w:before="0" w:after="60" w:line="252" w:lineRule="auto"/>
+        <w:jc w:val="both"/>
+      </w:pPr>
+      <w:r>
+        <w:rPr>
+          <w:rFonts w:ascii="Times New Roman" w:hAnsi="Times New Roman"/>
+          <w:color w:val="334155"/>
+          <w:sz w:val="17"/>
+        </w:rPr>
+        <w:t>[31] J. Vandersteen, M. Peeters, and L. Claesen, 'Unraveling industrial point-source air pollution attribution using TreeSHAP and meteorological feature coupling,' Atmospheric Environment (Elsevier), vol. 298, p. 119614, Apr. 2023.</w:t>
+      </w:r>
+    </w:p>
+    <w:p>
+      <w:pPr>
+        <w:spacing w:before="0" w:after="60" w:line="252" w:lineRule="auto"/>
+        <w:jc w:val="both"/>
+      </w:pPr>
+      <w:r>
+        <w:rPr>
+          <w:rFonts w:ascii="Times New Roman" w:hAnsi="Times New Roman"/>
+          <w:color w:val="334155"/>
+          <w:sz w:val="17"/>
+        </w:rPr>
+        <w:t>[32] Y. Masood and U. Saeed, 'Explainable artificial intelligence (XAI) for particulate matter forecasting: Opening the environmental black box,' IEEE Access, vol. 10, pp. 88312–88325, 2022.</w:t>
+      </w:r>
+    </w:p>
+    <w:p>
+      <w:pPr>
+        <w:spacing w:before="0" w:after="60" w:line="252" w:lineRule="auto"/>
+        <w:jc w:val="both"/>
+      </w:pPr>
+      <w:r>
+        <w:rPr>
+          <w:rFonts w:ascii="Times New Roman" w:hAnsi="Times New Roman"/>
+          <w:color w:val="334155"/>
+          <w:sz w:val="17"/>
+        </w:rPr>
+        <w:t>[33] World Health Organization (WHO), 'WHO global air quality guidelines: Particulate matter (PM2.5 and PM10), ozone, nitrogen dioxide, sulfur dioxide and carbon monoxide,' World Health Organization, Geneva, Switzerland, Tech. Rep. ISBN 978-92-4-003422-8, 2021.</w:t>
+      </w:r>
+    </w:p>
+    <w:p>
+      <w:pPr>
+        <w:spacing w:before="0" w:after="60" w:line="252" w:lineRule="auto"/>
+        <w:jc w:val="both"/>
+      </w:pPr>
+      <w:r>
+        <w:rPr>
+          <w:rFonts w:ascii="Times New Roman" w:hAnsi="Times New Roman"/>
+          <w:color w:val="334155"/>
+          <w:sz w:val="17"/>
+        </w:rPr>
+        <w:t>[34] T. Bhowmik, A. Sengupta, and R. Banerjee, 'Persona-adaptive vulnerability indices and micro-scale clean-air routing for sensitive demographic groups during extreme pollution episodes,' Journal of Exposure Science &amp; Environmental Epidemiology (Springer Nature), vol. 33, no. 3, pp. 412–424, May 2023.</w:t>
       </w:r>
     </w:p>
     <w:sectPr>
